--- a/Members_and_Link.docx
+++ b/Members_and_Link.docx
@@ -411,7 +411,13 @@
               <w:jc w:val="center"/>
             </w:pPr>
             <w:r>
-              <w:t>2025-04-0732</w:t>
+              <w:t>2025-04-0</w:t>
+            </w:r>
+            <w:r>
+              <w:t>0</w:t>
+            </w:r>
+            <w:r>
+              <w:t>732</w:t>
             </w:r>
           </w:p>
         </w:tc>
@@ -491,7 +497,7 @@
           <w:sz w:val="40"/>
           <w:szCs w:val="40"/>
         </w:rPr>
-        <w:t>https://github.com/ram7g/IS181-GX-Website</w:t>
+        <w:t>https://ram7g.github.io/IS181-GX-Website/</w:t>
       </w:r>
     </w:p>
     <w:sectPr>
